--- a/Web Development/CA/Vitalii Stekolshchykov Project Idea T00287895.docx
+++ b/Web Development/CA/Vitalii Stekolshchykov Project Idea T00287895.docx
@@ -1242,7 +1242,7 @@
     <w:p>
       <w:pPr>
         <w:rPr>
-          <w:rFonts w:cstheme="minorHAnsi"/>
+          <w:lang w:val="en-IE"/>
         </w:rPr>
       </w:pPr>
       <w:proofErr w:type="spellStart"/>
@@ -1401,12 +1401,49 @@
     <w:p>
       <w:pPr>
         <w:rPr>
-          <w:rFonts w:cstheme="minorHAnsi"/>
-        </w:rPr>
-      </w:pPr>
-      <w:r>
-        <w:rPr>
-          <w:rFonts w:cstheme="minorHAnsi"/>
+          <w:lang w:val="en-IE"/>
+        </w:rPr>
+      </w:pPr>
+      <w:r>
+        <w:rPr>
+          <w:b/>
+          <w:bCs/>
+          <w:lang w:val="en-IE"/>
+        </w:rPr>
+        <w:t>Link:</w:t>
+      </w:r>
+      <w:r>
+        <w:rPr>
+          <w:lang w:val="en-IE"/>
+        </w:rPr>
+        <w:t xml:space="preserve"> </w:t>
+      </w:r>
+      <w:r>
+        <w:rPr>
+          <w:lang w:val="en-IE"/>
+        </w:rPr>
+        <w:t>https://t00287895.github.io/lectures/Web%20Development/CA/harmony/index.html</w:t>
+      </w:r>
+    </w:p>
+    <w:p>
+      <w:pPr>
+        <w:rPr>
+          <w:rFonts w:cstheme="minorHAnsi"/>
+          <w:lang w:val="en-IE"/>
+        </w:rPr>
+      </w:pPr>
+    </w:p>
+    <w:p>
+      <w:pPr>
+        <w:rPr>
+          <w:rFonts w:cstheme="minorHAnsi"/>
+          <w:lang w:val="en-IE"/>
+        </w:rPr>
+      </w:pPr>
+      <w:r>
+        <w:rPr>
+          <w:rFonts w:cstheme="minorHAnsi"/>
+          <w:lang w:val="en-IE"/>
         </w:rPr>
         <w:br w:type="page"/>
       </w:r>
@@ -1422,6 +1459,7 @@
       <w:r>
         <w:rPr>
           <w:rFonts w:asciiTheme="minorHAnsi" w:hAnsiTheme="minorHAnsi" w:cstheme="minorHAnsi"/>
+          <w:lang w:val="en-IE"/>
         </w:rPr>
         <w:lastRenderedPageBreak/>
         <w:t>Translation Note</w:t>
@@ -4045,6 +4083,17 @@
       <w:shd w:val="clear" w:color="auto" w:fill="E1DFDD"/>
     </w:rPr>
   </w:style>
+  <w:style w:type="paragraph" w:styleId="NormalWeb">
+    <w:name w:val="Normal (Web)"/>
+    <w:basedOn w:val="Normal"/>
+    <w:uiPriority w:val="99"/>
+    <w:semiHidden/>
+    <w:unhideWhenUsed/>
+    <w:rsid w:val="00EB2C74"/>
+    <w:rPr>
+      <w:rFonts w:ascii="Times New Roman" w:hAnsi="Times New Roman" w:cs="Times New Roman"/>
+    </w:rPr>
+  </w:style>
 </w:styles>
 </file>
 
